--- a/research-digest/wechat/2026-06-01.docx
+++ b/research-digest/wechat/2026-06-01.docx
@@ -32,13 +32,26 @@
     </w:p>
     <w:p>
       <w:pPr>
-        <w:spacing w:before="400" w:after="160"/>
+        <w:spacing w:before="480" w:after="40"/>
       </w:pPr>
       <w:r>
         <w:rPr>
           <w:b/>
-          <w:color w:val="004B7A"/>
-          <w:sz w:val="24"/>
+          <w:color w:val="1C5D54"/>
+          <w:sz w:val="30"/>
+        </w:rPr>
+        <w:t>Ⅰ  经济学 · Economics（5）</w:t>
+      </w:r>
+    </w:p>
+    <w:p>
+      <w:pPr>
+        <w:spacing w:before="240" w:after="120"/>
+      </w:pPr>
+      <w:r>
+        <w:rPr>
+          <w:b/>
+          <w:color w:val="888888"/>
+          <w:sz w:val="22"/>
         </w:rPr>
         <w:t>▎ Management Science</w:t>
       </w:r>
@@ -244,13 +257,13 @@
     </w:p>
     <w:p>
       <w:pPr>
-        <w:spacing w:before="400" w:after="160"/>
+        <w:spacing w:before="240" w:after="120"/>
       </w:pPr>
       <w:r>
         <w:rPr>
           <w:b/>
-          <w:color w:val="004B7A"/>
-          <w:sz w:val="24"/>
+          <w:color w:val="888888"/>
+          <w:sz w:val="22"/>
         </w:rPr>
         <w:t>▎ Journal of Risk and Uncertainty</w:t>
       </w:r>
@@ -385,13 +398,26 @@
     </w:p>
     <w:p>
       <w:pPr>
-        <w:spacing w:before="400" w:after="160"/>
+        <w:spacing w:before="480" w:after="40"/>
       </w:pPr>
       <w:r>
         <w:rPr>
           <w:b/>
-          <w:color w:val="004B7A"/>
-          <w:sz w:val="24"/>
+          <w:color w:val="8A2B3A"/>
+          <w:sz w:val="30"/>
+        </w:rPr>
+        <w:t>Ⅱ  心理学 · Psychology（6）</w:t>
+      </w:r>
+    </w:p>
+    <w:p>
+      <w:pPr>
+        <w:spacing w:before="240" w:after="120"/>
+      </w:pPr>
+      <w:r>
+        <w:rPr>
+          <w:b/>
+          <w:color w:val="888888"/>
+          <w:sz w:val="22"/>
         </w:rPr>
         <w:t>▎ PNAS</w:t>
       </w:r>
@@ -455,16 +481,15 @@
     </w:p>
     <w:p>
       <w:pPr>
-        <w:spacing w:before="120" w:after="240"/>
-        <w:jc w:val="center"/>
+        <w:spacing w:before="240" w:after="120"/>
       </w:pPr>
       <w:r>
         <w:rPr>
-          <w:b w:val="0"/>
+          <w:b/>
           <w:color w:val="888888"/>
-          <w:sz w:val="20"/>
+          <w:sz w:val="22"/>
         </w:rPr>
-        <w:t>· · ·</w:t>
+        <w:t>▎ Journal of Experimental Psychology: Learning, Memory, and Cognition</w:t>
       </w:r>
     </w:p>
     <w:p>
@@ -480,6 +505,369 @@
         <w:t xml:space="preserve">7. </w:t>
       </w:r>
       <w:hyperlink r:id="rId15">
+        <w:r>
+          <w:rPr>
+            <w:color w:val="004B7A"/>
+            <w:u w:val="single"/>
+            <w:b/>
+            <w:sz w:val="26"/>
+          </w:rPr>
+          <w:t xml:space="preserve">Uncertainty monitoring in reasoning: Cue consistency is more important than belief-logic conflict.</w:t>
+        </w:r>
+      </w:hyperlink>
+    </w:p>
+    <w:p>
+      <w:pPr>
+        <w:spacing w:after="100"/>
+      </w:pPr>
+      <w:r>
+        <w:rPr>
+          <w:b w:val="0"/>
+          <w:color w:val="888888"/>
+          <w:sz w:val="18"/>
+        </w:rPr>
+        <w:t>Kosourikhina, V., Handley, S.</w:t>
+      </w:r>
+    </w:p>
+    <w:p>
+      <w:pPr>
+        <w:spacing w:after="80"/>
+      </w:pPr>
+      <w:r>
+        <w:rPr>
+          <w:b/>
+          <w:color w:val="1A1A1A"/>
+          <w:sz w:val="22"/>
+        </w:rPr>
+        <w:t xml:space="preserve">内容简介 · </w:t>
+      </w:r>
+      <w:r>
+        <w:rPr>
+          <w:b w:val="0"/>
+          <w:sz w:val="22"/>
+        </w:rPr>
+        <w:t>This paper investigates how people monitor uncertainty during reasoning tasks, finding that confidence judgments are shaped by multiple cues (not just belief-logic conflict), and that cue inconsistency drives uncertainty and conflict detection. It applies the self-consistency model of metacognition to explain how Type 1 and Type 2 processes interact in reasoning.</w:t>
+      </w:r>
+    </w:p>
+    <w:p>
+      <w:pPr>
+        <w:spacing w:before="240" w:after="120"/>
+      </w:pPr>
+      <w:r>
+        <w:rPr>
+          <w:b/>
+          <w:color w:val="888888"/>
+          <w:sz w:val="22"/>
+        </w:rPr>
+        <w:t>▎ Nature Communications</w:t>
+      </w:r>
+    </w:p>
+    <w:p>
+      <w:pPr>
+        <w:spacing w:after="40"/>
+      </w:pPr>
+      <w:r>
+        <w:rPr>
+          <w:b/>
+          <w:color w:val="1A1A1A"/>
+          <w:sz w:val="26"/>
+        </w:rPr>
+        <w:t xml:space="preserve">8. </w:t>
+      </w:r>
+      <w:hyperlink r:id="rId16">
+        <w:r>
+          <w:rPr>
+            <w:color w:val="004B7A"/>
+            <w:u w:val="single"/>
+            <w:b/>
+            <w:sz w:val="26"/>
+          </w:rPr>
+          <w:t xml:space="preserve">Reference-point dependent reinforcement learning in humans and rats</w:t>
+        </w:r>
+      </w:hyperlink>
+    </w:p>
+    <w:p>
+      <w:pPr>
+        <w:spacing w:after="100"/>
+      </w:pPr>
+      <w:r>
+        <w:rPr>
+          <w:b w:val="0"/>
+          <w:color w:val="888888"/>
+          <w:sz w:val="18"/>
+        </w:rPr>
+        <w:t>Ferguson, L., Soukupova, M., Bouret, S., Palminteri, S., Parkes, S.</w:t>
+      </w:r>
+    </w:p>
+    <w:p>
+      <w:pPr>
+        <w:spacing w:after="80"/>
+      </w:pPr>
+      <w:r>
+        <w:rPr>
+          <w:b/>
+          <w:color w:val="1A1A1A"/>
+          <w:sz w:val="22"/>
+        </w:rPr>
+        <w:t xml:space="preserve">内容简介 · </w:t>
+      </w:r>
+      <w:r>
+        <w:rPr>
+          <w:b w:val="0"/>
+          <w:sz w:val="22"/>
+        </w:rPr>
+        <w:t>This study examines how rewards and punishments are encoded relative to reference points in both humans and rats using a reinforcement learning task, finding that reference-point-dependent valuation—a key feature of prospect theory—robustly accounts for behavior in both species at the computational level.</w:t>
+      </w:r>
+    </w:p>
+    <w:p>
+      <w:pPr>
+        <w:spacing w:before="240" w:after="120"/>
+      </w:pPr>
+      <w:r>
+        <w:rPr>
+          <w:b/>
+          <w:color w:val="888888"/>
+          <w:sz w:val="22"/>
+        </w:rPr>
+        <w:t>▎ PLOS Computational Biology</w:t>
+      </w:r>
+    </w:p>
+    <w:p>
+      <w:pPr>
+        <w:spacing w:after="40"/>
+      </w:pPr>
+      <w:r>
+        <w:rPr>
+          <w:b/>
+          <w:color w:val="1A1A1A"/>
+          <w:sz w:val="26"/>
+        </w:rPr>
+        <w:t xml:space="preserve">9. </w:t>
+      </w:r>
+      <w:hyperlink r:id="rId17">
+        <w:r>
+          <w:rPr>
+            <w:color w:val="004B7A"/>
+            <w:u w:val="single"/>
+            <w:b/>
+            <w:sz w:val="26"/>
+          </w:rPr>
+          <w:t xml:space="preserve">When one race is not enough: A relay model explains multisensory response times</w:t>
+        </w:r>
+      </w:hyperlink>
+    </w:p>
+    <w:p>
+      <w:pPr>
+        <w:spacing w:after="100"/>
+      </w:pPr>
+      <w:r>
+        <w:rPr>
+          <w:b w:val="0"/>
+          <w:color w:val="888888"/>
+          <w:sz w:val="18"/>
+        </w:rPr>
+        <w:t>Roberts, K., Otto, T.</w:t>
+      </w:r>
+    </w:p>
+    <w:p>
+      <w:pPr>
+        <w:spacing w:after="80"/>
+      </w:pPr>
+      <w:r>
+        <w:rPr>
+          <w:b/>
+          <w:color w:val="1A1A1A"/>
+          <w:sz w:val="22"/>
+        </w:rPr>
+        <w:t xml:space="preserve">内容简介 · </w:t>
+      </w:r>
+      <w:r>
+        <w:rPr>
+          <w:b w:val="0"/>
+          <w:sz w:val="22"/>
+        </w:rPr>
+        <w:t>The paper introduces the 'relay model,' a minimal extension of the classic race model, to explain why people respond faster to multisensory signals than unisensory ones, incorporating cross-modal initiation into a sequential race architecture. It fits the model to empirical response time data and shows it captures distributional features of multisensory response speed-ups that the original race model fails to explain.</w:t>
+      </w:r>
+    </w:p>
+    <w:p>
+      <w:pPr>
+        <w:spacing w:before="240" w:after="120"/>
+      </w:pPr>
+      <w:r>
+        <w:rPr>
+          <w:b/>
+          <w:color w:val="888888"/>
+          <w:sz w:val="22"/>
+        </w:rPr>
+        <w:t>▎ Journal of Behavioral Decision Making</w:t>
+      </w:r>
+    </w:p>
+    <w:p>
+      <w:pPr>
+        <w:spacing w:after="40"/>
+      </w:pPr>
+      <w:r>
+        <w:rPr>
+          <w:b/>
+          <w:color w:val="1A1A1A"/>
+          <w:sz w:val="26"/>
+        </w:rPr>
+        <w:t xml:space="preserve">10. </w:t>
+      </w:r>
+      <w:hyperlink r:id="rId18">
+        <w:r>
+          <w:rPr>
+            <w:color w:val="004B7A"/>
+            <w:u w:val="single"/>
+            <w:b/>
+            <w:sz w:val="26"/>
+          </w:rPr>
+          <w:t xml:space="preserve">From Distance to Ambiguity Perception: A Dual‐Mechanism Account of the Date‐Delay Effect</w:t>
+        </w:r>
+      </w:hyperlink>
+    </w:p>
+    <w:p>
+      <w:pPr>
+        <w:spacing w:after="100"/>
+      </w:pPr>
+      <w:r>
+        <w:rPr>
+          <w:b w:val="0"/>
+          <w:color w:val="888888"/>
+          <w:sz w:val="18"/>
+        </w:rPr>
+        <w:t>Gao, X., Li, H., Wang, Q., Ping, Y., Zhang, F.</w:t>
+      </w:r>
+    </w:p>
+    <w:p>
+      <w:pPr>
+        <w:spacing w:after="80"/>
+      </w:pPr>
+      <w:r>
+        <w:rPr>
+          <w:b/>
+          <w:color w:val="1A1A1A"/>
+          <w:sz w:val="22"/>
+        </w:rPr>
+        <w:t xml:space="preserve">内容简介 · </w:t>
+      </w:r>
+      <w:r>
+        <w:rPr>
+          <w:b w:val="0"/>
+          <w:sz w:val="22"/>
+        </w:rPr>
+        <w:t>This paper investigates why people prefer future rewards more when described by calendar dates versus delays (the date-delay effect), finding that the underlying cognitive mechanism shifts from reduced perceived temporal distance (short delays) to increased perceived temporal ambiguity (long delays), supporting a dual-mechanism account of intertemporal choice.</w:t>
+      </w:r>
+    </w:p>
+    <w:p>
+      <w:pPr>
+        <w:spacing w:before="240" w:after="120"/>
+      </w:pPr>
+      <w:r>
+        <w:rPr>
+          <w:b/>
+          <w:color w:val="888888"/>
+          <w:sz w:val="22"/>
+        </w:rPr>
+        <w:t>▎ Attention, Perception, &amp; Psychophysics</w:t>
+      </w:r>
+    </w:p>
+    <w:p>
+      <w:pPr>
+        <w:spacing w:after="40"/>
+      </w:pPr>
+      <w:r>
+        <w:rPr>
+          <w:b/>
+          <w:color w:val="1A1A1A"/>
+          <w:sz w:val="26"/>
+        </w:rPr>
+        <w:t xml:space="preserve">11. </w:t>
+      </w:r>
+      <w:hyperlink r:id="rId19">
+        <w:r>
+          <w:rPr>
+            <w:color w:val="004B7A"/>
+            <w:u w:val="single"/>
+            <w:b/>
+            <w:sz w:val="26"/>
+          </w:rPr>
+          <w:t xml:space="preserve">Predicting errors before they occur using trial-by-trial dynamics of pre-error and post-error behavior</w:t>
+        </w:r>
+      </w:hyperlink>
+    </w:p>
+    <w:p>
+      <w:pPr>
+        <w:spacing w:after="100"/>
+      </w:pPr>
+      <w:r>
+        <w:rPr>
+          <w:b w:val="0"/>
+          <w:color w:val="888888"/>
+          <w:sz w:val="18"/>
+        </w:rPr>
+        <w:t>Malykke, S., Siqi-Liu, A., Kravitz, D., Mitroff, S.</w:t>
+      </w:r>
+    </w:p>
+    <w:p>
+      <w:pPr>
+        <w:spacing w:after="80"/>
+      </w:pPr>
+      <w:r>
+        <w:rPr>
+          <w:b/>
+          <w:color w:val="1A1A1A"/>
+          <w:sz w:val="22"/>
+        </w:rPr>
+        <w:t xml:space="preserve">内容简介 · </w:t>
+      </w:r>
+      <w:r>
+        <w:rPr>
+          <w:b w:val="0"/>
+          <w:sz w:val="22"/>
+        </w:rPr>
+        <w:t>The paper investigates how pre-error behavioral patterns can predict upcoming errors and how behavior adjusts following errors, offering insight into the cognitive processes underlying performance monitoring and decision accuracy at the individual trial level.</w:t>
+      </w:r>
+    </w:p>
+    <w:p>
+      <w:pPr>
+        <w:spacing w:before="480" w:after="40"/>
+      </w:pPr>
+      <w:r>
+        <w:rPr>
+          <w:b/>
+          <w:color w:val="3D3A78"/>
+          <w:sz w:val="30"/>
+        </w:rPr>
+        <w:t>Ⅲ  神经科学 · Neuroscience（2）</w:t>
+      </w:r>
+    </w:p>
+    <w:p>
+      <w:pPr>
+        <w:spacing w:before="240" w:after="120"/>
+      </w:pPr>
+      <w:r>
+        <w:rPr>
+          <w:b/>
+          <w:color w:val="888888"/>
+          <w:sz w:val="22"/>
+        </w:rPr>
+        <w:t>▎ PNAS</w:t>
+      </w:r>
+    </w:p>
+    <w:p>
+      <w:pPr>
+        <w:spacing w:after="40"/>
+      </w:pPr>
+      <w:r>
+        <w:rPr>
+          <w:b/>
+          <w:color w:val="1A1A1A"/>
+          <w:sz w:val="26"/>
+        </w:rPr>
+        <w:t xml:space="preserve">12. </w:t>
+      </w:r>
+      <w:hyperlink r:id="rId20">
         <w:r>
           <w:rPr>
             <w:color w:val="004B7A"/>
@@ -526,153 +914,13 @@
     </w:p>
     <w:p>
       <w:pPr>
-        <w:spacing w:before="400" w:after="160"/>
+        <w:spacing w:before="240" w:after="120"/>
       </w:pPr>
       <w:r>
         <w:rPr>
           <w:b/>
-          <w:color w:val="004B7A"/>
-          <w:sz w:val="24"/>
-        </w:rPr>
-        <w:t>▎ Journal of Experimental Psychology: Learning, Memory, and Cognition</w:t>
-      </w:r>
-    </w:p>
-    <w:p>
-      <w:pPr>
-        <w:spacing w:after="40"/>
-      </w:pPr>
-      <w:r>
-        <w:rPr>
-          <w:b/>
-          <w:color w:val="1A1A1A"/>
-          <w:sz w:val="26"/>
-        </w:rPr>
-        <w:t xml:space="preserve">8. </w:t>
-      </w:r>
-      <w:hyperlink r:id="rId16">
-        <w:r>
-          <w:rPr>
-            <w:color w:val="004B7A"/>
-            <w:u w:val="single"/>
-            <w:b/>
-            <w:sz w:val="26"/>
-          </w:rPr>
-          <w:t xml:space="preserve">Uncertainty monitoring in reasoning: Cue consistency is more important than belief-logic conflict.</w:t>
-        </w:r>
-      </w:hyperlink>
-    </w:p>
-    <w:p>
-      <w:pPr>
-        <w:spacing w:after="100"/>
-      </w:pPr>
-      <w:r>
-        <w:rPr>
-          <w:b w:val="0"/>
           <w:color w:val="888888"/>
-          <w:sz w:val="18"/>
-        </w:rPr>
-        <w:t>Kosourikhina, V., Handley, S.</w:t>
-      </w:r>
-    </w:p>
-    <w:p>
-      <w:pPr>
-        <w:spacing w:after="80"/>
-      </w:pPr>
-      <w:r>
-        <w:rPr>
-          <w:b/>
-          <w:color w:val="1A1A1A"/>
           <w:sz w:val="22"/>
-        </w:rPr>
-        <w:t xml:space="preserve">内容简介 · </w:t>
-      </w:r>
-      <w:r>
-        <w:rPr>
-          <w:b w:val="0"/>
-          <w:sz w:val="22"/>
-        </w:rPr>
-        <w:t>This paper investigates how people monitor uncertainty during reasoning tasks, finding that confidence judgments are shaped by multiple cues (not just belief-logic conflict), and that cue inconsistency drives uncertainty and conflict detection. It applies the self-consistency model of metacognition to explain how Type 1 and Type 2 processes interact in reasoning.</w:t>
-      </w:r>
-    </w:p>
-    <w:p>
-      <w:pPr>
-        <w:spacing w:before="400" w:after="160"/>
-      </w:pPr>
-      <w:r>
-        <w:rPr>
-          <w:b/>
-          <w:color w:val="004B7A"/>
-          <w:sz w:val="24"/>
-        </w:rPr>
-        <w:t>▎ Nature Communications</w:t>
-      </w:r>
-    </w:p>
-    <w:p>
-      <w:pPr>
-        <w:spacing w:after="40"/>
-      </w:pPr>
-      <w:r>
-        <w:rPr>
-          <w:b/>
-          <w:color w:val="1A1A1A"/>
-          <w:sz w:val="26"/>
-        </w:rPr>
-        <w:t xml:space="preserve">9. </w:t>
-      </w:r>
-      <w:hyperlink r:id="rId17">
-        <w:r>
-          <w:rPr>
-            <w:color w:val="004B7A"/>
-            <w:u w:val="single"/>
-            <w:b/>
-            <w:sz w:val="26"/>
-          </w:rPr>
-          <w:t xml:space="preserve">Reference-point dependent reinforcement learning in humans and rats</w:t>
-        </w:r>
-      </w:hyperlink>
-    </w:p>
-    <w:p>
-      <w:pPr>
-        <w:spacing w:after="100"/>
-      </w:pPr>
-      <w:r>
-        <w:rPr>
-          <w:b w:val="0"/>
-          <w:color w:val="888888"/>
-          <w:sz w:val="18"/>
-        </w:rPr>
-        <w:t>Ferguson, L., Soukupova, M., Bouret, S., Palminteri, S., Parkes, S.</w:t>
-      </w:r>
-    </w:p>
-    <w:p>
-      <w:pPr>
-        <w:spacing w:after="80"/>
-      </w:pPr>
-      <w:r>
-        <w:rPr>
-          <w:b/>
-          <w:color w:val="1A1A1A"/>
-          <w:sz w:val="22"/>
-        </w:rPr>
-        <w:t xml:space="preserve">内容简介 · </w:t>
-      </w:r>
-      <w:r>
-        <w:rPr>
-          <w:b w:val="0"/>
-          <w:sz w:val="22"/>
-        </w:rPr>
-        <w:t>This study examines how rewards and punishments are encoded relative to reference points in both humans and rats using a reinforcement learning task, finding that reference-point-dependent valuation—a key feature of prospect theory—robustly accounts for behavior in both species at the computational level.</w:t>
-      </w:r>
-    </w:p>
-    <w:p>
-      <w:pPr>
-        <w:spacing w:before="400" w:after="160"/>
-      </w:pPr>
-      <w:r>
-        <w:rPr>
-          <w:b/>
-          <w:color w:val="004B7A"/>
-          <w:sz w:val="24"/>
         </w:rPr>
         <w:t>▎ PLOS Computational Biology</w:t>
       </w:r>
@@ -687,80 +935,9 @@
           <w:color w:val="1A1A1A"/>
           <w:sz w:val="26"/>
         </w:rPr>
-        <w:t xml:space="preserve">10. </w:t>
+        <w:t xml:space="preserve">13. </w:t>
       </w:r>
-      <w:hyperlink r:id="rId18">
-        <w:r>
-          <w:rPr>
-            <w:color w:val="004B7A"/>
-            <w:u w:val="single"/>
-            <w:b/>
-            <w:sz w:val="26"/>
-          </w:rPr>
-          <w:t xml:space="preserve">When one race is not enough: A relay model explains multisensory response times</w:t>
-        </w:r>
-      </w:hyperlink>
-    </w:p>
-    <w:p>
-      <w:pPr>
-        <w:spacing w:after="100"/>
-      </w:pPr>
-      <w:r>
-        <w:rPr>
-          <w:b w:val="0"/>
-          <w:color w:val="888888"/>
-          <w:sz w:val="18"/>
-        </w:rPr>
-        <w:t>Roberts, K., Otto, T.</w:t>
-      </w:r>
-    </w:p>
-    <w:p>
-      <w:pPr>
-        <w:spacing w:after="80"/>
-      </w:pPr>
-      <w:r>
-        <w:rPr>
-          <w:b/>
-          <w:color w:val="1A1A1A"/>
-          <w:sz w:val="22"/>
-        </w:rPr>
-        <w:t xml:space="preserve">内容简介 · </w:t>
-      </w:r>
-      <w:r>
-        <w:rPr>
-          <w:b w:val="0"/>
-          <w:sz w:val="22"/>
-        </w:rPr>
-        <w:t>The paper introduces the 'relay model,' a minimal extension of the classic race model, to explain why people respond faster to multisensory signals than unisensory ones, incorporating cross-modal initiation into a sequential race architecture. It fits the model to empirical response time data and shows it captures distributional features of multisensory response speed-ups that the original race model fails to explain.</w:t>
-      </w:r>
-    </w:p>
-    <w:p>
-      <w:pPr>
-        <w:spacing w:before="120" w:after="240"/>
-        <w:jc w:val="center"/>
-      </w:pPr>
-      <w:r>
-        <w:rPr>
-          <w:b w:val="0"/>
-          <w:color w:val="888888"/>
-          <w:sz w:val="20"/>
-        </w:rPr>
-        <w:t>· · ·</w:t>
-      </w:r>
-    </w:p>
-    <w:p>
-      <w:pPr>
-        <w:spacing w:after="40"/>
-      </w:pPr>
-      <w:r>
-        <w:rPr>
-          <w:b/>
-          <w:color w:val="1A1A1A"/>
-          <w:sz w:val="26"/>
-        </w:rPr>
-        <w:t xml:space="preserve">11. </w:t>
-      </w:r>
-      <w:hyperlink r:id="rId19">
+      <w:hyperlink r:id="rId21">
         <w:r>
           <w:rPr>
             <w:color w:val="004B7A"/>
@@ -803,146 +980,6 @@
           <w:sz w:val="22"/>
         </w:rPr>
         <w:t>The study uses single-trial EEG and deep sequence modeling to uncover the neural dynamics of multitasking, showing that trial-by-trial variability in cognitive operation sequences predicts individual differences in reaction time and accuracy during dual-task interference.</w:t>
-      </w:r>
-    </w:p>
-    <w:p>
-      <w:pPr>
-        <w:spacing w:before="400" w:after="160"/>
-      </w:pPr>
-      <w:r>
-        <w:rPr>
-          <w:b/>
-          <w:color w:val="004B7A"/>
-          <w:sz w:val="24"/>
-        </w:rPr>
-        <w:t>▎ Journal of Behavioral Decision Making</w:t>
-      </w:r>
-    </w:p>
-    <w:p>
-      <w:pPr>
-        <w:spacing w:after="40"/>
-      </w:pPr>
-      <w:r>
-        <w:rPr>
-          <w:b/>
-          <w:color w:val="1A1A1A"/>
-          <w:sz w:val="26"/>
-        </w:rPr>
-        <w:t xml:space="preserve">12. </w:t>
-      </w:r>
-      <w:hyperlink r:id="rId20">
-        <w:r>
-          <w:rPr>
-            <w:color w:val="004B7A"/>
-            <w:u w:val="single"/>
-            <w:b/>
-            <w:sz w:val="26"/>
-          </w:rPr>
-          <w:t xml:space="preserve">From Distance to Ambiguity Perception: A Dual‐Mechanism Account of the Date‐Delay Effect</w:t>
-        </w:r>
-      </w:hyperlink>
-    </w:p>
-    <w:p>
-      <w:pPr>
-        <w:spacing w:after="100"/>
-      </w:pPr>
-      <w:r>
-        <w:rPr>
-          <w:b w:val="0"/>
-          <w:color w:val="888888"/>
-          <w:sz w:val="18"/>
-        </w:rPr>
-        <w:t>Gao, X., Li, H., Wang, Q., Ping, Y., Zhang, F.</w:t>
-      </w:r>
-    </w:p>
-    <w:p>
-      <w:pPr>
-        <w:spacing w:after="80"/>
-      </w:pPr>
-      <w:r>
-        <w:rPr>
-          <w:b/>
-          <w:color w:val="1A1A1A"/>
-          <w:sz w:val="22"/>
-        </w:rPr>
-        <w:t xml:space="preserve">内容简介 · </w:t>
-      </w:r>
-      <w:r>
-        <w:rPr>
-          <w:b w:val="0"/>
-          <w:sz w:val="22"/>
-        </w:rPr>
-        <w:t>This paper investigates why people prefer future rewards more when described by calendar dates versus delays (the date-delay effect), finding that the underlying cognitive mechanism shifts from reduced perceived temporal distance (short delays) to increased perceived temporal ambiguity (long delays), supporting a dual-mechanism account of intertemporal choice.</w:t>
-      </w:r>
-    </w:p>
-    <w:p>
-      <w:pPr>
-        <w:spacing w:before="400" w:after="160"/>
-      </w:pPr>
-      <w:r>
-        <w:rPr>
-          <w:b/>
-          <w:color w:val="004B7A"/>
-          <w:sz w:val="24"/>
-        </w:rPr>
-        <w:t>▎ Attention, Perception, &amp; Psychophysics</w:t>
-      </w:r>
-    </w:p>
-    <w:p>
-      <w:pPr>
-        <w:spacing w:after="40"/>
-      </w:pPr>
-      <w:r>
-        <w:rPr>
-          <w:b/>
-          <w:color w:val="1A1A1A"/>
-          <w:sz w:val="26"/>
-        </w:rPr>
-        <w:t xml:space="preserve">13. </w:t>
-      </w:r>
-      <w:hyperlink r:id="rId21">
-        <w:r>
-          <w:rPr>
-            <w:color w:val="004B7A"/>
-            <w:u w:val="single"/>
-            <w:b/>
-            <w:sz w:val="26"/>
-          </w:rPr>
-          <w:t xml:space="preserve">Predicting errors before they occur using trial-by-trial dynamics of pre-error and post-error behavior</w:t>
-        </w:r>
-      </w:hyperlink>
-    </w:p>
-    <w:p>
-      <w:pPr>
-        <w:spacing w:after="100"/>
-      </w:pPr>
-      <w:r>
-        <w:rPr>
-          <w:b w:val="0"/>
-          <w:color w:val="888888"/>
-          <w:sz w:val="18"/>
-        </w:rPr>
-        <w:t>Malykke, S., Siqi-Liu, A., Kravitz, D., Mitroff, S.</w:t>
-      </w:r>
-    </w:p>
-    <w:p>
-      <w:pPr>
-        <w:spacing w:after="80"/>
-      </w:pPr>
-      <w:r>
-        <w:rPr>
-          <w:b/>
-          <w:color w:val="1A1A1A"/>
-          <w:sz w:val="22"/>
-        </w:rPr>
-        <w:t xml:space="preserve">内容简介 · </w:t>
-      </w:r>
-      <w:r>
-        <w:rPr>
-          <w:b w:val="0"/>
-          <w:sz w:val="22"/>
-        </w:rPr>
-        <w:t>The paper investigates how pre-error behavioral patterns can predict upcoming errors and how behavior adjusts following errors, offering insight into the cognitive processes underlying performance monitoring and decision accuracy at the individual trial level.</w:t>
       </w:r>
     </w:p>
     <w:p>
